--- a/documentation/Warehouse Inventory Management System (WIMS)_Siyka.docx
+++ b/documentation/Warehouse Inventory Management System (WIMS)_Siyka.docx
@@ -2541,15 +2541,7 @@
           <w:sz w:val="24"/>
           <w:szCs w:val="24"/>
         </w:rPr>
-        <w:t>Product описва складов артикул чрез име, мерна единица, цена, категории и статус (Active/Inactive), генерира уникален UUID, поддържа история на промените и позволява JSON сериализация</w:t>
-      </w:r>
-      <w:r>
-        <w:rPr>
-          <w:rFonts w:ascii="Times New Roman" w:hAnsi="Times New Roman" w:cs="Times New Roman"/>
-          <w:sz w:val="24"/>
-          <w:szCs w:val="24"/>
-        </w:rPr>
-        <w:t>.</w:t>
+        <w:t>Product описва складов артикул чрез име, мерна единица, цена, категории и статус (Active/Inactive), генерира уникален UUID, поддържа история на промените и позволява JSON сериализация.</w:t>
       </w:r>
     </w:p>
     <w:p>
@@ -2973,8 +2965,6 @@
         </w:rPr>
         <w:t>ProductController управлява продуктовия каталог, като прилага бизнес логика за създаване, редактиране, деактивиране и търсене на артикули. Контролерът поддържа статус Active/Inactive вместо физическо изтриване, гарантирайки запазване на инвентарната история. Осигурява филтриране, търсене и сортиране чрез външни алгоритми (Merge Sort, Quick Sort), позволявайки работа само с активните продукти.</w:t>
       </w:r>
-      <w:bookmarkStart w:id="0" w:name="_GoBack"/>
-      <w:bookmarkEnd w:id="0"/>
     </w:p>
     <w:p>
       <w:pPr>
@@ -3683,7 +3673,7 @@
     <w:p>
       <w:pPr>
         <w:spacing w:before="100" w:beforeAutospacing="1" w:after="100" w:afterAutospacing="1" w:line="360" w:lineRule="auto"/>
-        <w:ind w:left="-567"/>
+        <w:ind w:left="-567" w:firstLine="3402"/>
         <w:jc w:val="both"/>
         <w:outlineLvl w:val="0"/>
         <w:rPr>
@@ -3693,9 +3683,9 @@
           <w:kern w:val="36"/>
           <w:sz w:val="24"/>
           <w:szCs w:val="24"/>
-          <w:lang w:val="en-US"/>
-        </w:rPr>
-      </w:pPr>
+        </w:rPr>
+      </w:pPr>
+      <w:bookmarkStart w:id="0" w:name="_GoBack"/>
       <w:r>
         <w:rPr>
           <w:rFonts w:ascii="Times New Roman" w:eastAsia="Times New Roman" w:hAnsi="Times New Roman" w:cs="Times New Roman"/>
@@ -3705,14 +3695,21 @@
           <w:kern w:val="36"/>
           <w:sz w:val="24"/>
           <w:szCs w:val="24"/>
-          <w:lang w:val="en-US"/>
         </w:rPr>
         <w:lastRenderedPageBreak/>
         <w:drawing>
-          <wp:inline distT="0" distB="0" distL="0" distR="0" wp14:anchorId="7569DDFD" wp14:editId="79761AD5">
-            <wp:extent cx="7483928" cy="4350385"/>
-            <wp:effectExtent l="0" t="0" r="3175" b="0"/>
-            <wp:docPr id="1" name="Картина 1"/>
+          <wp:anchor distT="0" distB="0" distL="114300" distR="114300" simplePos="0" relativeHeight="251660288" behindDoc="0" locked="0" layoutInCell="1" allowOverlap="1" wp14:anchorId="0D77B517" wp14:editId="7E8AC006">
+            <wp:simplePos x="0" y="0"/>
+            <wp:positionH relativeFrom="column">
+              <wp:posOffset>21273</wp:posOffset>
+            </wp:positionH>
+            <wp:positionV relativeFrom="page">
+              <wp:posOffset>61912</wp:posOffset>
+            </wp:positionV>
+            <wp:extent cx="6677025" cy="4738370"/>
+            <wp:effectExtent l="0" t="0" r="9525" b="5080"/>
+            <wp:wrapSquare wrapText="bothSides"/>
+            <wp:docPr id="12" name="Картина 12"/>
             <wp:cNvGraphicFramePr>
               <a:graphicFrameLocks xmlns:a="http://schemas.openxmlformats.org/drawingml/2006/main" noChangeAspect="1"/>
             </wp:cNvGraphicFramePr>
@@ -3720,7 +3717,7 @@
               <a:graphicData uri="http://schemas.openxmlformats.org/drawingml/2006/picture">
                 <pic:pic xmlns:pic="http://schemas.openxmlformats.org/drawingml/2006/picture">
                   <pic:nvPicPr>
-                    <pic:cNvPr id="1" name="UML_diagram.png.png"/>
+                    <pic:cNvPr id="12" name="hLRDQXin4Bulx3i8Nve67EBhdb9w2gHGwlPi5AriH7UbhJHhS4gXwR6NGfyaj9IcBMrVGVj66QzNg_LQDZ6iBx6_qJS_dpGpkJ10DPHv5aVchP05rJGdBAF6F0FGuhe4VicKd8eRJixZA8vg6tbEWI-KNf7tSKJmCoQiGMOYJSWKgNBXJ9Bcl8-bt30j2X1AzasO0vSGyCCqno0xSAvICHTT_.png"/>
                     <pic:cNvPicPr/>
                   </pic:nvPicPr>
                   <pic:blipFill>
@@ -3738,7 +3735,7 @@
                   <pic:spPr>
                     <a:xfrm>
                       <a:off x="0" y="0"/>
-                      <a:ext cx="7498442" cy="4358822"/>
+                      <a:ext cx="6677025" cy="4738370"/>
                     </a:xfrm>
                     <a:prstGeom prst="rect">
                       <a:avLst/>
@@ -3747,9 +3744,16 @@
                 </pic:pic>
               </a:graphicData>
             </a:graphic>
-          </wp:inline>
+            <wp14:sizeRelH relativeFrom="margin">
+              <wp14:pctWidth>0</wp14:pctWidth>
+            </wp14:sizeRelH>
+            <wp14:sizeRelV relativeFrom="margin">
+              <wp14:pctHeight>0</wp14:pctHeight>
+            </wp14:sizeRelV>
+          </wp:anchor>
         </w:drawing>
       </w:r>
+      <w:bookmarkEnd w:id="0"/>
     </w:p>
     <w:p>
       <w:pPr>
@@ -14315,7 +14319,7 @@
 </file>
 
 <file path=customXml/itemProps1.xml><?xml version="1.0" encoding="utf-8"?>
-<ds:datastoreItem xmlns:ds="http://schemas.openxmlformats.org/officeDocument/2006/customXml" ds:itemID="{E3F5E780-2606-4F9C-814F-C055E2D59FB1}">
+<ds:datastoreItem xmlns:ds="http://schemas.openxmlformats.org/officeDocument/2006/customXml" ds:itemID="{210EC642-4FEE-48F3-9FD6-4A0D5FB26554}">
   <ds:schemaRefs>
     <ds:schemaRef ds:uri="http://schemas.openxmlformats.org/officeDocument/2006/bibliography"/>
   </ds:schemaRefs>

--- a/documentation/Warehouse Inventory Management System (WIMS)_Siyka.docx
+++ b/documentation/Warehouse Inventory Management System (WIMS)_Siyka.docx
@@ -7,6 +7,8 @@
         <w:pStyle w:val="af0"/>
         <w:rPr>
           <w:rFonts w:ascii="Times New Roman" w:hAnsi="Times New Roman" w:cs="Times New Roman"/>
+          <w:sz w:val="28"/>
+          <w:szCs w:val="28"/>
         </w:rPr>
       </w:pPr>
       <w:r>
@@ -14,24 +16,36 @@
           <w:rStyle w:val="a4"/>
           <w:rFonts w:ascii="Times New Roman" w:hAnsi="Times New Roman" w:cs="Times New Roman"/>
           <w:color w:val="1F4E79" w:themeColor="accent5" w:themeShade="80"/>
-          <w:sz w:val="32"/>
-          <w:szCs w:val="32"/>
+          <w:sz w:val="28"/>
+          <w:szCs w:val="28"/>
         </w:rPr>
         <w:t>WAREHOUSE INVENTORY MANAGEMENT SYSTEM</w:t>
       </w:r>
       <w:r>
         <w:rPr>
           <w:rFonts w:ascii="Times New Roman" w:hAnsi="Times New Roman" w:cs="Times New Roman"/>
+          <w:sz w:val="28"/>
+          <w:szCs w:val="28"/>
         </w:rPr>
         <w:t xml:space="preserve"> </w:t>
       </w:r>
+    </w:p>
+    <w:p>
+      <w:pPr>
+        <w:pStyle w:val="af0"/>
+        <w:rPr>
+          <w:rFonts w:ascii="Times New Roman" w:hAnsi="Times New Roman" w:cs="Times New Roman"/>
+          <w:sz w:val="28"/>
+          <w:szCs w:val="28"/>
+        </w:rPr>
+      </w:pPr>
       <w:r>
         <w:rPr>
           <w:rStyle w:val="a4"/>
           <w:rFonts w:ascii="Times New Roman" w:hAnsi="Times New Roman" w:cs="Times New Roman"/>
           <w:color w:val="1F4E79" w:themeColor="accent5" w:themeShade="80"/>
-          <w:sz w:val="32"/>
-          <w:szCs w:val="32"/>
+          <w:sz w:val="28"/>
+          <w:szCs w:val="28"/>
         </w:rPr>
         <w:t>Software Requirements Specification (SRS)</w:t>
       </w:r>
@@ -54,13 +68,100 @@
         <mc:AlternateContent>
           <mc:Choice Requires="wps">
             <w:drawing>
-              <wp:anchor distT="0" distB="0" distL="114300" distR="114300" simplePos="0" relativeHeight="251659264" behindDoc="0" locked="0" layoutInCell="1" allowOverlap="1" wp14:anchorId="4F50F40A" wp14:editId="6FAF13A6">
+              <wp:inline distT="0" distB="0" distL="0" distR="0" wp14:anchorId="09AE9C21" wp14:editId="0AA84BA0">
+                <wp:extent cx="304800" cy="304800"/>
+                <wp:effectExtent l="0" t="0" r="0" b="0"/>
+                <wp:docPr id="5" name="AutoShape 6"/>
+                <wp:cNvGraphicFramePr>
+                  <a:graphicFrameLocks xmlns:a="http://schemas.openxmlformats.org/drawingml/2006/main" noChangeAspect="1"/>
+                </wp:cNvGraphicFramePr>
+                <a:graphic xmlns:a="http://schemas.openxmlformats.org/drawingml/2006/main">
+                  <a:graphicData uri="http://schemas.microsoft.com/office/word/2010/wordprocessingShape">
+                    <wps:wsp>
+                      <wps:cNvSpPr>
+                        <a:spLocks noChangeAspect="1" noChangeArrowheads="1"/>
+                      </wps:cNvSpPr>
+                      <wps:spPr bwMode="auto">
+                        <a:xfrm>
+                          <a:off x="0" y="0"/>
+                          <a:ext cx="304800" cy="304800"/>
+                        </a:xfrm>
+                        <a:prstGeom prst="rect">
+                          <a:avLst/>
+                        </a:prstGeom>
+                        <a:noFill/>
+                        <a:ln>
+                          <a:noFill/>
+                        </a:ln>
+                        <a:extLst>
+                          <a:ext uri="{909E8E84-426E-40DD-AFC4-6F175D3DCCD1}">
+                            <a14:hiddenFill xmlns:a14="http://schemas.microsoft.com/office/drawing/2010/main">
+                              <a:solidFill>
+                                <a:srgbClr val="FFFFFF"/>
+                              </a:solidFill>
+                            </a14:hiddenFill>
+                          </a:ext>
+                          <a:ext uri="{91240B29-F687-4F45-9708-019B960494DF}">
+                            <a14:hiddenLine xmlns:a14="http://schemas.microsoft.com/office/drawing/2010/main" w="9525">
+                              <a:solidFill>
+                                <a:srgbClr val="000000"/>
+                              </a:solidFill>
+                              <a:miter lim="800000"/>
+                              <a:headEnd/>
+                              <a:tailEnd/>
+                            </a14:hiddenLine>
+                          </a:ext>
+                        </a:extLst>
+                      </wps:spPr>
+                      <wps:bodyPr rot="0" vert="horz" wrap="square" lIns="91440" tIns="45720" rIns="91440" bIns="45720" anchor="t" anchorCtr="0" upright="1">
+                        <a:noAutofit/>
+                      </wps:bodyPr>
+                    </wps:wsp>
+                  </a:graphicData>
+                </a:graphic>
+              </wp:inline>
+            </w:drawing>
+          </mc:Choice>
+          <mc:Fallback>
+            <w:pict>
+              <v:rect w14:anchorId="4E0577BD" id="AutoShape 6" o:spid="_x0000_s1026" style="width:24pt;height:24pt;visibility:visible;mso-wrap-style:square;mso-left-percent:-10001;mso-top-percent:-10001;mso-position-horizontal:absolute;mso-position-horizontal-relative:char;mso-position-vertical:absolute;mso-position-vertical-relative:line;mso-left-percent:-10001;mso-top-percent:-10001;v-text-anchor:top" o:gfxdata="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" filled="f" stroked="f">
+                <o:lock v:ext="edit" aspectratio="t"/>
+                <w10:anchorlock/>
+              </v:rect>
+            </w:pict>
+          </mc:Fallback>
+        </mc:AlternateContent>
+      </w:r>
+      <w:bookmarkStart w:id="0" w:name="_GoBack"/>
+      <w:bookmarkEnd w:id="0"/>
+    </w:p>
+    <w:p>
+      <w:pPr>
+        <w:spacing w:line="360" w:lineRule="auto"/>
+        <w:jc w:val="both"/>
+        <w:rPr>
+          <w:rFonts w:ascii="Times New Roman" w:hAnsi="Times New Roman" w:cs="Times New Roman"/>
+          <w:b/>
+          <w:bCs/>
+          <w:color w:val="C00000"/>
+          <w:sz w:val="28"/>
+          <w:szCs w:val="28"/>
+        </w:rPr>
+      </w:pPr>
+      <w:r>
+        <w:rPr>
+          <w:noProof/>
+        </w:rPr>
+        <mc:AlternateContent>
+          <mc:Choice Requires="wps">
+            <w:drawing>
+              <wp:anchor distT="0" distB="0" distL="114300" distR="114300" simplePos="0" relativeHeight="251659264" behindDoc="0" locked="0" layoutInCell="1" allowOverlap="1" wp14:anchorId="4F50F40A" wp14:editId="5DF90B20">
                 <wp:simplePos x="0" y="0"/>
                 <wp:positionH relativeFrom="margin">
-                  <wp:posOffset>3719195</wp:posOffset>
+                  <wp:posOffset>3700145</wp:posOffset>
                 </wp:positionH>
                 <wp:positionV relativeFrom="paragraph">
-                  <wp:posOffset>1866900</wp:posOffset>
+                  <wp:posOffset>921703</wp:posOffset>
                 </wp:positionV>
                 <wp:extent cx="3398520" cy="1234440"/>
                 <wp:effectExtent l="0" t="0" r="0" b="3810"/>
@@ -212,7 +313,7 @@
                 <v:stroke joinstyle="miter"/>
                 <v:path gradientshapeok="t" o:connecttype="rect"/>
               </v:shapetype>
-              <v:shape id="Текстово поле 3" o:spid="_x0000_s1026" type="#_x0000_t202" style="position:absolute;left:0;text-align:left;margin-left:292.85pt;margin-top:147pt;width:267.6pt;height:97.2pt;z-index:251659264;visibility:visible;mso-wrap-style:square;mso-width-percent:0;mso-height-percent:0;mso-wrap-distance-left:9pt;mso-wrap-distance-top:0;mso-wrap-distance-right:9pt;mso-wrap-distance-bottom:0;mso-position-horizontal:absolute;mso-position-horizontal-relative:margin;mso-position-vertical:absolute;mso-position-vertical-relative:text;mso-width-percent:0;mso-height-percent:0;mso-width-relative:margin;mso-height-relative:margin;v-text-anchor:top" o:gfxdata="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" fillcolor="window" stroked="f" strokeweight=".5pt">
+              <v:shape id="Текстово поле 3" o:spid="_x0000_s1026" type="#_x0000_t202" style="position:absolute;left:0;text-align:left;margin-left:291.35pt;margin-top:72.6pt;width:267.6pt;height:97.2pt;z-index:251659264;visibility:visible;mso-wrap-style:square;mso-width-percent:0;mso-height-percent:0;mso-wrap-distance-left:9pt;mso-wrap-distance-top:0;mso-wrap-distance-right:9pt;mso-wrap-distance-bottom:0;mso-position-horizontal:absolute;mso-position-horizontal-relative:margin;mso-position-vertical:absolute;mso-position-vertical-relative:text;mso-width-percent:0;mso-height-percent:0;mso-width-relative:margin;mso-height-relative:margin;v-text-anchor:top" o:gfxdata="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" fillcolor="window" stroked="f" strokeweight=".5pt">
                 <v:textbox>
                   <w:txbxContent>
                     <w:p>
@@ -328,9 +429,9 @@
           <w:noProof/>
         </w:rPr>
         <w:drawing>
-          <wp:inline distT="0" distB="0" distL="0" distR="0" wp14:anchorId="2A91C1D0" wp14:editId="34C521CE">
-            <wp:extent cx="3383280" cy="2529205"/>
-            <wp:effectExtent l="0" t="0" r="7620" b="4445"/>
+          <wp:inline distT="0" distB="0" distL="0" distR="0" wp14:anchorId="7BC23382" wp14:editId="19BD8744">
+            <wp:extent cx="2176145" cy="1717040"/>
+            <wp:effectExtent l="0" t="0" r="0" b="0"/>
             <wp:docPr id="4" name="Картина 4"/>
             <wp:cNvGraphicFramePr>
               <a:graphicFrameLocks xmlns:a="http://schemas.openxmlformats.org/drawingml/2006/main" noChangeAspect="1"/>
@@ -360,7 +461,7 @@
                   <pic:spPr bwMode="auto">
                     <a:xfrm>
                       <a:off x="0" y="0"/>
-                      <a:ext cx="3501059" cy="2617252"/>
+                      <a:ext cx="2176145" cy="1717040"/>
                     </a:xfrm>
                     <a:prstGeom prst="rect">
                       <a:avLst/>
@@ -373,77 +474,6 @@
           </wp:inline>
         </w:drawing>
       </w:r>
-      <w:r>
-        <w:rPr>
-          <w:noProof/>
-        </w:rPr>
-        <mc:AlternateContent>
-          <mc:Choice Requires="wps">
-            <w:drawing>
-              <wp:inline distT="0" distB="0" distL="0" distR="0" wp14:anchorId="09AE9C21" wp14:editId="0AA84BA0">
-                <wp:extent cx="304800" cy="304800"/>
-                <wp:effectExtent l="0" t="0" r="0" b="0"/>
-                <wp:docPr id="5" name="AutoShape 6"/>
-                <wp:cNvGraphicFramePr>
-                  <a:graphicFrameLocks xmlns:a="http://schemas.openxmlformats.org/drawingml/2006/main" noChangeAspect="1"/>
-                </wp:cNvGraphicFramePr>
-                <a:graphic xmlns:a="http://schemas.openxmlformats.org/drawingml/2006/main">
-                  <a:graphicData uri="http://schemas.microsoft.com/office/word/2010/wordprocessingShape">
-                    <wps:wsp>
-                      <wps:cNvSpPr>
-                        <a:spLocks noChangeAspect="1" noChangeArrowheads="1"/>
-                      </wps:cNvSpPr>
-                      <wps:spPr bwMode="auto">
-                        <a:xfrm>
-                          <a:off x="0" y="0"/>
-                          <a:ext cx="304800" cy="304800"/>
-                        </a:xfrm>
-                        <a:prstGeom prst="rect">
-                          <a:avLst/>
-                        </a:prstGeom>
-                        <a:noFill/>
-                        <a:ln>
-                          <a:noFill/>
-                        </a:ln>
-                        <a:extLst>
-                          <a:ext uri="{909E8E84-426E-40DD-AFC4-6F175D3DCCD1}">
-                            <a14:hiddenFill xmlns:a14="http://schemas.microsoft.com/office/drawing/2010/main">
-                              <a:solidFill>
-                                <a:srgbClr val="FFFFFF"/>
-                              </a:solidFill>
-                            </a14:hiddenFill>
-                          </a:ext>
-                          <a:ext uri="{91240B29-F687-4F45-9708-019B960494DF}">
-                            <a14:hiddenLine xmlns:a14="http://schemas.microsoft.com/office/drawing/2010/main" w="9525">
-                              <a:solidFill>
-                                <a:srgbClr val="000000"/>
-                              </a:solidFill>
-                              <a:miter lim="800000"/>
-                              <a:headEnd/>
-                              <a:tailEnd/>
-                            </a14:hiddenLine>
-                          </a:ext>
-                        </a:extLst>
-                      </wps:spPr>
-                      <wps:bodyPr rot="0" vert="horz" wrap="square" lIns="91440" tIns="45720" rIns="91440" bIns="45720" anchor="t" anchorCtr="0" upright="1">
-                        <a:noAutofit/>
-                      </wps:bodyPr>
-                    </wps:wsp>
-                  </a:graphicData>
-                </a:graphic>
-              </wp:inline>
-            </w:drawing>
-          </mc:Choice>
-          <mc:Fallback>
-            <w:pict>
-              <v:rect w14:anchorId="4E0577BD" id="AutoShape 6" o:spid="_x0000_s1026" style="width:24pt;height:24pt;visibility:visible;mso-wrap-style:square;mso-left-percent:-10001;mso-top-percent:-10001;mso-position-horizontal:absolute;mso-position-horizontal-relative:char;mso-position-vertical:absolute;mso-position-vertical-relative:line;mso-left-percent:-10001;mso-top-percent:-10001;v-text-anchor:top" o:gfxdata="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" filled="f" stroked="f">
-                <o:lock v:ext="edit" aspectratio="t"/>
-                <w10:anchorlock/>
-              </v:rect>
-            </w:pict>
-          </mc:Fallback>
-        </mc:AlternateContent>
-      </w:r>
     </w:p>
     <w:p>
       <w:pPr>
@@ -3685,7 +3715,6 @@
           <w:szCs w:val="24"/>
         </w:rPr>
       </w:pPr>
-      <w:bookmarkStart w:id="0" w:name="_GoBack"/>
       <w:r>
         <w:rPr>
           <w:rFonts w:ascii="Times New Roman" w:eastAsia="Times New Roman" w:hAnsi="Times New Roman" w:cs="Times New Roman"/>
@@ -3753,7 +3782,6 @@
           </wp:anchor>
         </w:drawing>
       </w:r>
-      <w:bookmarkEnd w:id="0"/>
     </w:p>
     <w:p>
       <w:pPr>
@@ -14319,7 +14347,7 @@
 </file>
 
 <file path=customXml/itemProps1.xml><?xml version="1.0" encoding="utf-8"?>
-<ds:datastoreItem xmlns:ds="http://schemas.openxmlformats.org/officeDocument/2006/customXml" ds:itemID="{210EC642-4FEE-48F3-9FD6-4A0D5FB26554}">
+<ds:datastoreItem xmlns:ds="http://schemas.openxmlformats.org/officeDocument/2006/customXml" ds:itemID="{8C75B81D-5FD5-4FD8-B7B3-643B6BBC538C}">
   <ds:schemaRefs>
     <ds:schemaRef ds:uri="http://schemas.openxmlformats.org/officeDocument/2006/bibliography"/>
   </ds:schemaRefs>
